--- a/branding/example/nodejs/public/elixir/brand/templates/fr/assessment-grid.docx
+++ b/branding/example/nodejs/public/elixir/brand/templates/fr/assessment-grid.docx
@@ -508,9 +508,13 @@
               <w:rPr>
                 <w:sz w:val="28"/>
                 <w:szCs w:val="28"/>
-                <w:rFonts w:eastAsia="DejaVu Sans" w:cs="DejaVu Sans"/>
-              </w:rPr>
-              <w:sym w:font="DejaVu Sans" w:char="F0A8"/>
+                <w:rFonts w:ascii="DejaVu Sans" w:hAnsi="DejaVu Sans" w:eastAsia="DejaVu Sans" w:cs="DejaVu Sans"/>
+                <w:b w:val="0"/>
+                <w:bCs w:val="0"/>
+                <w:i w:val="0"/>
+                <w:iCs w:val="0"/>
+              </w:rPr>
+              <w:t>☐</w:t>
             </w:r>
           </w:p>
         </w:tc>
@@ -528,9 +532,13 @@
               <w:rPr>
                 <w:sz w:val="28"/>
                 <w:szCs w:val="28"/>
-                <w:rFonts w:eastAsia="DejaVu Sans" w:cs="DejaVu Sans"/>
-              </w:rPr>
-              <w:sym w:font="DejaVu Sans" w:char="F0A8"/>
+                <w:rFonts w:ascii="DejaVu Sans" w:hAnsi="DejaVu Sans" w:eastAsia="DejaVu Sans" w:cs="DejaVu Sans"/>
+                <w:b w:val="0"/>
+                <w:bCs w:val="0"/>
+                <w:i w:val="0"/>
+                <w:iCs w:val="0"/>
+              </w:rPr>
+              <w:t>☐</w:t>
             </w:r>
           </w:p>
         </w:tc>
@@ -548,9 +556,13 @@
               <w:rPr>
                 <w:sz w:val="28"/>
                 <w:szCs w:val="28"/>
-                <w:rFonts w:eastAsia="DejaVu Sans" w:cs="DejaVu Sans"/>
-              </w:rPr>
-              <w:sym w:font="DejaVu Sans" w:char="F0A8"/>
+                <w:rFonts w:ascii="DejaVu Sans" w:hAnsi="DejaVu Sans" w:eastAsia="DejaVu Sans" w:cs="DejaVu Sans"/>
+                <w:b w:val="0"/>
+                <w:bCs w:val="0"/>
+                <w:i w:val="0"/>
+                <w:iCs w:val="0"/>
+              </w:rPr>
+              <w:t>☐</w:t>
             </w:r>
           </w:p>
         </w:tc>
@@ -568,9 +580,13 @@
               <w:rPr>
                 <w:sz w:val="28"/>
                 <w:szCs w:val="28"/>
-                <w:rFonts w:eastAsia="DejaVu Sans" w:cs="DejaVu Sans"/>
-              </w:rPr>
-              <w:sym w:font="DejaVu Sans" w:char="F0A8"/>
+                <w:rFonts w:ascii="DejaVu Sans" w:hAnsi="DejaVu Sans" w:eastAsia="DejaVu Sans" w:cs="DejaVu Sans"/>
+                <w:b w:val="0"/>
+                <w:bCs w:val="0"/>
+                <w:i w:val="0"/>
+                <w:iCs w:val="0"/>
+              </w:rPr>
+              <w:t>☐</w:t>
             </w:r>
           </w:p>
         </w:tc>
@@ -651,9 +667,13 @@
               <w:rPr>
                 <w:sz w:val="28"/>
                 <w:szCs w:val="28"/>
-                <w:rFonts w:eastAsia="DejaVu Sans" w:cs="DejaVu Sans"/>
-              </w:rPr>
-              <w:sym w:font="DejaVu Sans" w:char="F0A8"/>
+                <w:rFonts w:ascii="DejaVu Sans" w:hAnsi="DejaVu Sans" w:eastAsia="DejaVu Sans" w:cs="DejaVu Sans"/>
+                <w:b w:val="0"/>
+                <w:bCs w:val="0"/>
+                <w:i w:val="0"/>
+                <w:iCs w:val="0"/>
+              </w:rPr>
+              <w:t>☐</w:t>
             </w:r>
           </w:p>
         </w:tc>
@@ -671,9 +691,13 @@
               <w:rPr>
                 <w:sz w:val="28"/>
                 <w:szCs w:val="28"/>
-                <w:rFonts w:eastAsia="DejaVu Sans" w:cs="DejaVu Sans"/>
-              </w:rPr>
-              <w:sym w:font="DejaVu Sans" w:char="F0A8"/>
+                <w:rFonts w:ascii="DejaVu Sans" w:hAnsi="DejaVu Sans" w:eastAsia="DejaVu Sans" w:cs="DejaVu Sans"/>
+                <w:b w:val="0"/>
+                <w:bCs w:val="0"/>
+                <w:i w:val="0"/>
+                <w:iCs w:val="0"/>
+              </w:rPr>
+              <w:t>☐</w:t>
             </w:r>
           </w:p>
         </w:tc>
@@ -691,9 +715,13 @@
               <w:rPr>
                 <w:sz w:val="28"/>
                 <w:szCs w:val="28"/>
-                <w:rFonts w:eastAsia="DejaVu Sans" w:cs="DejaVu Sans"/>
-              </w:rPr>
-              <w:sym w:font="DejaVu Sans" w:char="F0A8"/>
+                <w:rFonts w:ascii="DejaVu Sans" w:hAnsi="DejaVu Sans" w:eastAsia="DejaVu Sans" w:cs="DejaVu Sans"/>
+                <w:b w:val="0"/>
+                <w:bCs w:val="0"/>
+                <w:i w:val="0"/>
+                <w:iCs w:val="0"/>
+              </w:rPr>
+              <w:t>☐</w:t>
             </w:r>
           </w:p>
         </w:tc>
@@ -711,9 +739,13 @@
               <w:rPr>
                 <w:sz w:val="28"/>
                 <w:szCs w:val="28"/>
-                <w:rFonts w:eastAsia="DejaVu Sans" w:cs="DejaVu Sans"/>
-              </w:rPr>
-              <w:sym w:font="DejaVu Sans" w:char="F0A8"/>
+                <w:rFonts w:ascii="DejaVu Sans" w:hAnsi="DejaVu Sans" w:eastAsia="DejaVu Sans" w:cs="DejaVu Sans"/>
+                <w:b w:val="0"/>
+                <w:bCs w:val="0"/>
+                <w:i w:val="0"/>
+                <w:iCs w:val="0"/>
+              </w:rPr>
+              <w:t>☐</w:t>
             </w:r>
           </w:p>
         </w:tc>
@@ -794,9 +826,13 @@
               <w:rPr>
                 <w:sz w:val="28"/>
                 <w:szCs w:val="28"/>
-                <w:rFonts w:eastAsia="DejaVu Sans" w:cs="DejaVu Sans"/>
-              </w:rPr>
-              <w:sym w:font="DejaVu Sans" w:char="F0A8"/>
+                <w:rFonts w:ascii="DejaVu Sans" w:hAnsi="DejaVu Sans" w:eastAsia="DejaVu Sans" w:cs="DejaVu Sans"/>
+                <w:b w:val="0"/>
+                <w:bCs w:val="0"/>
+                <w:i w:val="0"/>
+                <w:iCs w:val="0"/>
+              </w:rPr>
+              <w:t>☐</w:t>
             </w:r>
           </w:p>
         </w:tc>
@@ -814,9 +850,13 @@
               <w:rPr>
                 <w:sz w:val="28"/>
                 <w:szCs w:val="28"/>
-                <w:rFonts w:eastAsia="DejaVu Sans" w:cs="DejaVu Sans"/>
-              </w:rPr>
-              <w:sym w:font="DejaVu Sans" w:char="F0A8"/>
+                <w:rFonts w:ascii="DejaVu Sans" w:hAnsi="DejaVu Sans" w:eastAsia="DejaVu Sans" w:cs="DejaVu Sans"/>
+                <w:b w:val="0"/>
+                <w:bCs w:val="0"/>
+                <w:i w:val="0"/>
+                <w:iCs w:val="0"/>
+              </w:rPr>
+              <w:t>☐</w:t>
             </w:r>
           </w:p>
         </w:tc>
@@ -834,9 +874,13 @@
               <w:rPr>
                 <w:sz w:val="28"/>
                 <w:szCs w:val="28"/>
-                <w:rFonts w:eastAsia="DejaVu Sans" w:cs="DejaVu Sans"/>
-              </w:rPr>
-              <w:sym w:font="DejaVu Sans" w:char="F0A8"/>
+                <w:rFonts w:ascii="DejaVu Sans" w:hAnsi="DejaVu Sans" w:eastAsia="DejaVu Sans" w:cs="DejaVu Sans"/>
+                <w:b w:val="0"/>
+                <w:bCs w:val="0"/>
+                <w:i w:val="0"/>
+                <w:iCs w:val="0"/>
+              </w:rPr>
+              <w:t>☐</w:t>
             </w:r>
           </w:p>
         </w:tc>
@@ -854,9 +898,13 @@
               <w:rPr>
                 <w:sz w:val="28"/>
                 <w:szCs w:val="28"/>
-                <w:rFonts w:eastAsia="DejaVu Sans" w:cs="DejaVu Sans"/>
-              </w:rPr>
-              <w:sym w:font="DejaVu Sans" w:char="F0A8"/>
+                <w:rFonts w:ascii="DejaVu Sans" w:hAnsi="DejaVu Sans" w:eastAsia="DejaVu Sans" w:cs="DejaVu Sans"/>
+                <w:b w:val="0"/>
+                <w:bCs w:val="0"/>
+                <w:i w:val="0"/>
+                <w:iCs w:val="0"/>
+              </w:rPr>
+              <w:t>☐</w:t>
             </w:r>
           </w:p>
         </w:tc>
@@ -937,9 +985,13 @@
               <w:rPr>
                 <w:sz w:val="28"/>
                 <w:szCs w:val="28"/>
-                <w:rFonts w:eastAsia="DejaVu Sans" w:cs="DejaVu Sans"/>
-              </w:rPr>
-              <w:sym w:font="DejaVu Sans" w:char="F0A8"/>
+                <w:rFonts w:ascii="DejaVu Sans" w:hAnsi="DejaVu Sans" w:eastAsia="DejaVu Sans" w:cs="DejaVu Sans"/>
+                <w:b w:val="0"/>
+                <w:bCs w:val="0"/>
+                <w:i w:val="0"/>
+                <w:iCs w:val="0"/>
+              </w:rPr>
+              <w:t>☐</w:t>
             </w:r>
           </w:p>
         </w:tc>
@@ -957,9 +1009,13 @@
               <w:rPr>
                 <w:sz w:val="28"/>
                 <w:szCs w:val="28"/>
-                <w:rFonts w:eastAsia="DejaVu Sans" w:cs="DejaVu Sans"/>
-              </w:rPr>
-              <w:sym w:font="DejaVu Sans" w:char="F0A8"/>
+                <w:rFonts w:ascii="DejaVu Sans" w:hAnsi="DejaVu Sans" w:eastAsia="DejaVu Sans" w:cs="DejaVu Sans"/>
+                <w:b w:val="0"/>
+                <w:bCs w:val="0"/>
+                <w:i w:val="0"/>
+                <w:iCs w:val="0"/>
+              </w:rPr>
+              <w:t>☐</w:t>
             </w:r>
           </w:p>
         </w:tc>
@@ -977,9 +1033,13 @@
               <w:rPr>
                 <w:sz w:val="28"/>
                 <w:szCs w:val="28"/>
-                <w:rFonts w:eastAsia="DejaVu Sans" w:cs="DejaVu Sans"/>
-              </w:rPr>
-              <w:sym w:font="DejaVu Sans" w:char="F0A8"/>
+                <w:rFonts w:ascii="DejaVu Sans" w:hAnsi="DejaVu Sans" w:eastAsia="DejaVu Sans" w:cs="DejaVu Sans"/>
+                <w:b w:val="0"/>
+                <w:bCs w:val="0"/>
+                <w:i w:val="0"/>
+                <w:iCs w:val="0"/>
+              </w:rPr>
+              <w:t>☐</w:t>
             </w:r>
           </w:p>
         </w:tc>
@@ -997,9 +1057,13 @@
               <w:rPr>
                 <w:sz w:val="28"/>
                 <w:szCs w:val="28"/>
-                <w:rFonts w:eastAsia="DejaVu Sans" w:cs="DejaVu Sans"/>
-              </w:rPr>
-              <w:sym w:font="DejaVu Sans" w:char="F0A8"/>
+                <w:rFonts w:ascii="DejaVu Sans" w:hAnsi="DejaVu Sans" w:eastAsia="DejaVu Sans" w:cs="DejaVu Sans"/>
+                <w:b w:val="0"/>
+                <w:bCs w:val="0"/>
+                <w:i w:val="0"/>
+                <w:iCs w:val="0"/>
+              </w:rPr>
+              <w:t>☐</w:t>
             </w:r>
           </w:p>
         </w:tc>
@@ -1080,9 +1144,13 @@
               <w:rPr>
                 <w:sz w:val="28"/>
                 <w:szCs w:val="28"/>
-                <w:rFonts w:eastAsia="DejaVu Sans" w:cs="DejaVu Sans"/>
-              </w:rPr>
-              <w:sym w:font="DejaVu Sans" w:char="F0A8"/>
+                <w:rFonts w:ascii="DejaVu Sans" w:hAnsi="DejaVu Sans" w:eastAsia="DejaVu Sans" w:cs="DejaVu Sans"/>
+                <w:b w:val="0"/>
+                <w:bCs w:val="0"/>
+                <w:i w:val="0"/>
+                <w:iCs w:val="0"/>
+              </w:rPr>
+              <w:t>☐</w:t>
             </w:r>
           </w:p>
         </w:tc>
@@ -1100,9 +1168,13 @@
               <w:rPr>
                 <w:sz w:val="28"/>
                 <w:szCs w:val="28"/>
-                <w:rFonts w:eastAsia="DejaVu Sans" w:cs="DejaVu Sans"/>
-              </w:rPr>
-              <w:sym w:font="DejaVu Sans" w:char="F0A8"/>
+                <w:rFonts w:ascii="DejaVu Sans" w:hAnsi="DejaVu Sans" w:eastAsia="DejaVu Sans" w:cs="DejaVu Sans"/>
+                <w:b w:val="0"/>
+                <w:bCs w:val="0"/>
+                <w:i w:val="0"/>
+                <w:iCs w:val="0"/>
+              </w:rPr>
+              <w:t>☐</w:t>
             </w:r>
           </w:p>
         </w:tc>
@@ -1120,9 +1192,13 @@
               <w:rPr>
                 <w:sz w:val="28"/>
                 <w:szCs w:val="28"/>
-                <w:rFonts w:eastAsia="DejaVu Sans" w:cs="DejaVu Sans"/>
-              </w:rPr>
-              <w:sym w:font="DejaVu Sans" w:char="F0A8"/>
+                <w:rFonts w:ascii="DejaVu Sans" w:hAnsi="DejaVu Sans" w:eastAsia="DejaVu Sans" w:cs="DejaVu Sans"/>
+                <w:b w:val="0"/>
+                <w:bCs w:val="0"/>
+                <w:i w:val="0"/>
+                <w:iCs w:val="0"/>
+              </w:rPr>
+              <w:t>☐</w:t>
             </w:r>
           </w:p>
         </w:tc>
@@ -1140,9 +1216,13 @@
               <w:rPr>
                 <w:sz w:val="28"/>
                 <w:szCs w:val="28"/>
-                <w:rFonts w:eastAsia="DejaVu Sans" w:cs="DejaVu Sans"/>
-              </w:rPr>
-              <w:sym w:font="DejaVu Sans" w:char="F0A8"/>
+                <w:rFonts w:ascii="DejaVu Sans" w:hAnsi="DejaVu Sans" w:eastAsia="DejaVu Sans" w:cs="DejaVu Sans"/>
+                <w:b w:val="0"/>
+                <w:bCs w:val="0"/>
+                <w:i w:val="0"/>
+                <w:iCs w:val="0"/>
+              </w:rPr>
+              <w:t>☐</w:t>
             </w:r>
           </w:p>
         </w:tc>
@@ -1223,9 +1303,13 @@
               <w:rPr>
                 <w:sz w:val="28"/>
                 <w:szCs w:val="28"/>
-                <w:rFonts w:eastAsia="DejaVu Sans" w:cs="DejaVu Sans"/>
-              </w:rPr>
-              <w:sym w:font="DejaVu Sans" w:char="F0A8"/>
+                <w:rFonts w:ascii="DejaVu Sans" w:hAnsi="DejaVu Sans" w:eastAsia="DejaVu Sans" w:cs="DejaVu Sans"/>
+                <w:b w:val="0"/>
+                <w:bCs w:val="0"/>
+                <w:i w:val="0"/>
+                <w:iCs w:val="0"/>
+              </w:rPr>
+              <w:t>☐</w:t>
             </w:r>
           </w:p>
         </w:tc>
@@ -1243,9 +1327,13 @@
               <w:rPr>
                 <w:sz w:val="28"/>
                 <w:szCs w:val="28"/>
-                <w:rFonts w:eastAsia="DejaVu Sans" w:cs="DejaVu Sans"/>
-              </w:rPr>
-              <w:sym w:font="DejaVu Sans" w:char="F0A8"/>
+                <w:rFonts w:ascii="DejaVu Sans" w:hAnsi="DejaVu Sans" w:eastAsia="DejaVu Sans" w:cs="DejaVu Sans"/>
+                <w:b w:val="0"/>
+                <w:bCs w:val="0"/>
+                <w:i w:val="0"/>
+                <w:iCs w:val="0"/>
+              </w:rPr>
+              <w:t>☐</w:t>
             </w:r>
           </w:p>
         </w:tc>
@@ -1263,9 +1351,13 @@
               <w:rPr>
                 <w:sz w:val="28"/>
                 <w:szCs w:val="28"/>
-                <w:rFonts w:eastAsia="DejaVu Sans" w:cs="DejaVu Sans"/>
-              </w:rPr>
-              <w:sym w:font="DejaVu Sans" w:char="F0A8"/>
+                <w:rFonts w:ascii="DejaVu Sans" w:hAnsi="DejaVu Sans" w:eastAsia="DejaVu Sans" w:cs="DejaVu Sans"/>
+                <w:b w:val="0"/>
+                <w:bCs w:val="0"/>
+                <w:i w:val="0"/>
+                <w:iCs w:val="0"/>
+              </w:rPr>
+              <w:t>☐</w:t>
             </w:r>
           </w:p>
         </w:tc>
@@ -1283,9 +1375,13 @@
               <w:rPr>
                 <w:sz w:val="28"/>
                 <w:szCs w:val="28"/>
-                <w:rFonts w:eastAsia="DejaVu Sans" w:cs="DejaVu Sans"/>
-              </w:rPr>
-              <w:sym w:font="DejaVu Sans" w:char="F0A8"/>
+                <w:rFonts w:ascii="DejaVu Sans" w:hAnsi="DejaVu Sans" w:eastAsia="DejaVu Sans" w:cs="DejaVu Sans"/>
+                <w:b w:val="0"/>
+                <w:bCs w:val="0"/>
+                <w:i w:val="0"/>
+                <w:iCs w:val="0"/>
+              </w:rPr>
+              <w:t>☐</w:t>
             </w:r>
           </w:p>
         </w:tc>
@@ -2167,9 +2263,13 @@
         <w:rPr>
           <w:sz w:val="24"/>
           <w:szCs w:val="24"/>
-          <w:rFonts w:eastAsia="DejaVu Sans" w:cs="DejaVu Sans"/>
-        </w:rPr>
-        <w:sym w:font="DejaVu Sans" w:char="F0A8"/>
+          <w:rFonts w:ascii="DejaVu Sans" w:hAnsi="DejaVu Sans" w:eastAsia="DejaVu Sans" w:cs="DejaVu Sans"/>
+          <w:b w:val="0"/>
+          <w:bCs w:val="0"/>
+          <w:i w:val="0"/>
+          <w:iCs w:val="0"/>
+        </w:rPr>
+        <w:t>☐</w:t>
       </w:r>
       <w:r>
         <w:rPr>
@@ -2187,9 +2287,13 @@
         <w:rPr>
           <w:sz w:val="24"/>
           <w:szCs w:val="24"/>
-          <w:rFonts w:eastAsia="DejaVu Sans" w:cs="DejaVu Sans"/>
-        </w:rPr>
-        <w:sym w:font="DejaVu Sans" w:char="F0A8"/>
+          <w:rFonts w:ascii="DejaVu Sans" w:hAnsi="DejaVu Sans" w:eastAsia="DejaVu Sans" w:cs="DejaVu Sans"/>
+          <w:b w:val="0"/>
+          <w:bCs w:val="0"/>
+          <w:i w:val="0"/>
+          <w:iCs w:val="0"/>
+        </w:rPr>
+        <w:t>☐</w:t>
       </w:r>
       <w:r>
         <w:rPr>
@@ -2207,9 +2311,13 @@
         <w:rPr>
           <w:sz w:val="24"/>
           <w:szCs w:val="24"/>
-          <w:rFonts w:eastAsia="DejaVu Sans" w:cs="DejaVu Sans"/>
-        </w:rPr>
-        <w:sym w:font="DejaVu Sans" w:char="F0A8"/>
+          <w:rFonts w:ascii="DejaVu Sans" w:hAnsi="DejaVu Sans" w:eastAsia="DejaVu Sans" w:cs="DejaVu Sans"/>
+          <w:b w:val="0"/>
+          <w:bCs w:val="0"/>
+          <w:i w:val="0"/>
+          <w:iCs w:val="0"/>
+        </w:rPr>
+        <w:t>☐</w:t>
       </w:r>
       <w:r>
         <w:rPr>
@@ -2227,9 +2335,13 @@
         <w:rPr>
           <w:sz w:val="24"/>
           <w:szCs w:val="24"/>
-          <w:rFonts w:eastAsia="DejaVu Sans" w:cs="DejaVu Sans"/>
-        </w:rPr>
-        <w:sym w:font="DejaVu Sans" w:char="F0A8"/>
+          <w:rFonts w:ascii="DejaVu Sans" w:hAnsi="DejaVu Sans" w:eastAsia="DejaVu Sans" w:cs="DejaVu Sans"/>
+          <w:b w:val="0"/>
+          <w:bCs w:val="0"/>
+          <w:i w:val="0"/>
+          <w:iCs w:val="0"/>
+        </w:rPr>
+        <w:t>☐</w:t>
       </w:r>
       <w:r>
         <w:rPr>
@@ -2274,9 +2386,13 @@
         <w:rPr>
           <w:sz w:val="24"/>
           <w:szCs w:val="24"/>
-          <w:rFonts w:eastAsia="DejaVu Sans" w:cs="DejaVu Sans"/>
-        </w:rPr>
-        <w:sym w:font="DejaVu Sans" w:char="F0A8"/>
+          <w:rFonts w:ascii="DejaVu Sans" w:hAnsi="DejaVu Sans" w:eastAsia="DejaVu Sans" w:cs="DejaVu Sans"/>
+          <w:b w:val="0"/>
+          <w:bCs w:val="0"/>
+          <w:i w:val="0"/>
+          <w:iCs w:val="0"/>
+        </w:rPr>
+        <w:t>☐</w:t>
       </w:r>
       <w:r>
         <w:rPr>
@@ -2294,9 +2410,13 @@
         <w:rPr>
           <w:sz w:val="24"/>
           <w:szCs w:val="24"/>
-          <w:rFonts w:eastAsia="DejaVu Sans" w:cs="DejaVu Sans"/>
-        </w:rPr>
-        <w:sym w:font="DejaVu Sans" w:char="F0A8"/>
+          <w:rFonts w:ascii="DejaVu Sans" w:hAnsi="DejaVu Sans" w:eastAsia="DejaVu Sans" w:cs="DejaVu Sans"/>
+          <w:b w:val="0"/>
+          <w:bCs w:val="0"/>
+          <w:i w:val="0"/>
+          <w:iCs w:val="0"/>
+        </w:rPr>
+        <w:t>☐</w:t>
       </w:r>
       <w:r>
         <w:rPr>
@@ -2314,9 +2434,13 @@
         <w:rPr>
           <w:sz w:val="24"/>
           <w:szCs w:val="24"/>
-          <w:rFonts w:eastAsia="DejaVu Sans" w:cs="DejaVu Sans"/>
-        </w:rPr>
-        <w:sym w:font="DejaVu Sans" w:char="F0A8"/>
+          <w:rFonts w:ascii="DejaVu Sans" w:hAnsi="DejaVu Sans" w:eastAsia="DejaVu Sans" w:cs="DejaVu Sans"/>
+          <w:b w:val="0"/>
+          <w:bCs w:val="0"/>
+          <w:i w:val="0"/>
+          <w:iCs w:val="0"/>
+        </w:rPr>
+        <w:t>☐</w:t>
       </w:r>
       <w:r>
         <w:rPr>
@@ -2361,9 +2485,13 @@
         <w:rPr>
           <w:sz w:val="24"/>
           <w:szCs w:val="24"/>
-          <w:rFonts w:eastAsia="DejaVu Sans" w:cs="DejaVu Sans"/>
-        </w:rPr>
-        <w:sym w:font="DejaVu Sans" w:char="F0A8"/>
+          <w:rFonts w:ascii="DejaVu Sans" w:hAnsi="DejaVu Sans" w:eastAsia="DejaVu Sans" w:cs="DejaVu Sans"/>
+          <w:b w:val="0"/>
+          <w:bCs w:val="0"/>
+          <w:i w:val="0"/>
+          <w:iCs w:val="0"/>
+        </w:rPr>
+        <w:t>☐</w:t>
       </w:r>
       <w:r>
         <w:rPr>
@@ -2381,9 +2509,13 @@
         <w:rPr>
           <w:sz w:val="24"/>
           <w:szCs w:val="24"/>
-          <w:rFonts w:eastAsia="DejaVu Sans" w:cs="DejaVu Sans"/>
-        </w:rPr>
-        <w:sym w:font="DejaVu Sans" w:char="F0A8"/>
+          <w:rFonts w:ascii="DejaVu Sans" w:hAnsi="DejaVu Sans" w:eastAsia="DejaVu Sans" w:cs="DejaVu Sans"/>
+          <w:b w:val="0"/>
+          <w:bCs w:val="0"/>
+          <w:i w:val="0"/>
+          <w:iCs w:val="0"/>
+        </w:rPr>
+        <w:t>☐</w:t>
       </w:r>
       <w:r>
         <w:rPr>
@@ -2401,9 +2533,13 @@
         <w:rPr>
           <w:sz w:val="24"/>
           <w:szCs w:val="24"/>
-          <w:rFonts w:eastAsia="DejaVu Sans" w:cs="DejaVu Sans"/>
-        </w:rPr>
-        <w:sym w:font="DejaVu Sans" w:char="F0A8"/>
+          <w:rFonts w:ascii="DejaVu Sans" w:hAnsi="DejaVu Sans" w:eastAsia="DejaVu Sans" w:cs="DejaVu Sans"/>
+          <w:b w:val="0"/>
+          <w:bCs w:val="0"/>
+          <w:i w:val="0"/>
+          <w:iCs w:val="0"/>
+        </w:rPr>
+        <w:t>☐</w:t>
       </w:r>
       <w:r>
         <w:rPr>
@@ -2448,9 +2584,13 @@
         <w:rPr>
           <w:sz w:val="24"/>
           <w:szCs w:val="24"/>
-          <w:rFonts w:eastAsia="DejaVu Sans" w:cs="DejaVu Sans"/>
-        </w:rPr>
-        <w:sym w:font="DejaVu Sans" w:char="F0A8"/>
+          <w:rFonts w:ascii="DejaVu Sans" w:hAnsi="DejaVu Sans" w:eastAsia="DejaVu Sans" w:cs="DejaVu Sans"/>
+          <w:b w:val="0"/>
+          <w:bCs w:val="0"/>
+          <w:i w:val="0"/>
+          <w:iCs w:val="0"/>
+        </w:rPr>
+        <w:t>☐</w:t>
       </w:r>
       <w:r>
         <w:rPr>
@@ -2468,9 +2608,13 @@
         <w:rPr>
           <w:sz w:val="24"/>
           <w:szCs w:val="24"/>
-          <w:rFonts w:eastAsia="DejaVu Sans" w:cs="DejaVu Sans"/>
-        </w:rPr>
-        <w:sym w:font="DejaVu Sans" w:char="F0A8"/>
+          <w:rFonts w:ascii="DejaVu Sans" w:hAnsi="DejaVu Sans" w:eastAsia="DejaVu Sans" w:cs="DejaVu Sans"/>
+          <w:b w:val="0"/>
+          <w:bCs w:val="0"/>
+          <w:i w:val="0"/>
+          <w:iCs w:val="0"/>
+        </w:rPr>
+        <w:t>☐</w:t>
       </w:r>
       <w:r>
         <w:rPr>
@@ -2488,9 +2632,13 @@
         <w:rPr>
           <w:sz w:val="24"/>
           <w:szCs w:val="24"/>
-          <w:rFonts w:eastAsia="DejaVu Sans" w:cs="DejaVu Sans"/>
-        </w:rPr>
-        <w:sym w:font="DejaVu Sans" w:char="F0A8"/>
+          <w:rFonts w:ascii="DejaVu Sans" w:hAnsi="DejaVu Sans" w:eastAsia="DejaVu Sans" w:cs="DejaVu Sans"/>
+          <w:b w:val="0"/>
+          <w:bCs w:val="0"/>
+          <w:i w:val="0"/>
+          <w:iCs w:val="0"/>
+        </w:rPr>
+        <w:t>☐</w:t>
       </w:r>
       <w:r>
         <w:rPr>
